--- a/docs/socialneuron_mca401_project_report.docx
+++ b/docs/socialneuron_mca401_project_report.docx
@@ -2657,7 +2657,7 @@
     </w:p>
     <w:tbl>
       <w:tblPr>
-        <w:tblW w:w="4803" w:type="dxa"/>
+        <w:tblW w:w="7035" w:type="dxa"/>
         <w:jc w:val="start"/>
         <w:tblInd w:w="0" w:type="dxa"/>
         <w:tblLayout w:type="fixed"/>
@@ -2669,14 +2669,14 @@
         </w:tblCellMar>
       </w:tblPr>
       <w:tblGrid>
-        <w:gridCol w:w="1604"/>
-        <w:gridCol w:w="3198"/>
+        <w:gridCol w:w="2040"/>
+        <w:gridCol w:w="4995"/>
       </w:tblGrid>
       <w:tr>
         <w:trPr/>
         <w:tc>
           <w:tcPr>
-            <w:tcW w:w="1604" w:type="dxa"/>
+            <w:tcW w:w="2040" w:type="dxa"/>
             <w:tcBorders/>
             <w:vAlign w:val="center"/>
           </w:tcPr>
@@ -2699,7 +2699,7 @@
         </w:tc>
         <w:tc>
           <w:tcPr>
-            <w:tcW w:w="3198" w:type="dxa"/>
+            <w:tcW w:w="4995" w:type="dxa"/>
             <w:tcBorders/>
             <w:vAlign w:val="center"/>
           </w:tcPr>
@@ -2725,7 +2725,7 @@
         <w:trPr/>
         <w:tc>
           <w:tcPr>
-            <w:tcW w:w="1604" w:type="dxa"/>
+            <w:tcW w:w="2040" w:type="dxa"/>
             <w:tcBorders/>
             <w:vAlign w:val="center"/>
           </w:tcPr>
@@ -2745,7 +2745,7 @@
         </w:tc>
         <w:tc>
           <w:tcPr>
-            <w:tcW w:w="3198" w:type="dxa"/>
+            <w:tcW w:w="4995" w:type="dxa"/>
             <w:tcBorders/>
             <w:vAlign w:val="center"/>
           </w:tcPr>
@@ -2768,7 +2768,7 @@
         <w:trPr/>
         <w:tc>
           <w:tcPr>
-            <w:tcW w:w="1604" w:type="dxa"/>
+            <w:tcW w:w="2040" w:type="dxa"/>
             <w:tcBorders/>
             <w:vAlign w:val="center"/>
           </w:tcPr>
@@ -2788,7 +2788,7 @@
         </w:tc>
         <w:tc>
           <w:tcPr>
-            <w:tcW w:w="3198" w:type="dxa"/>
+            <w:tcW w:w="4995" w:type="dxa"/>
             <w:tcBorders/>
             <w:vAlign w:val="center"/>
           </w:tcPr>
@@ -2811,7 +2811,7 @@
         <w:trPr/>
         <w:tc>
           <w:tcPr>
-            <w:tcW w:w="1604" w:type="dxa"/>
+            <w:tcW w:w="2040" w:type="dxa"/>
             <w:tcBorders/>
             <w:vAlign w:val="center"/>
           </w:tcPr>
@@ -2831,21 +2831,21 @@
         </w:tc>
         <w:tc>
           <w:tcPr>
-            <w:tcW w:w="3198" w:type="dxa"/>
-            <w:tcBorders/>
-            <w:vAlign w:val="center"/>
-          </w:tcPr>
-          <w:p>
-            <w:pPr>
-              <w:pStyle w:val="TableContents"/>
-              <w:widowControl w:val="false"/>
-              <w:bidi w:val="0"/>
-              <w:spacing w:before="0" w:after="160"/>
-              <w:rPr/>
-            </w:pPr>
-            <w:r>
-              <w:rPr/>
-              <w:t>HTML, Tailwind CSS, HTMX, JavaScript</w:t>
+            <w:tcW w:w="4995" w:type="dxa"/>
+            <w:tcBorders/>
+            <w:vAlign w:val="center"/>
+          </w:tcPr>
+          <w:p>
+            <w:pPr>
+              <w:pStyle w:val="TableContents"/>
+              <w:widowControl w:val="false"/>
+              <w:bidi w:val="0"/>
+              <w:spacing w:before="0" w:after="160"/>
+              <w:rPr/>
+            </w:pPr>
+            <w:r>
+              <w:rPr/>
+              <w:t>HTML, CSS, HTMX, JavaScript</w:t>
             </w:r>
           </w:p>
         </w:tc>
@@ -2854,7 +2854,7 @@
         <w:trPr/>
         <w:tc>
           <w:tcPr>
-            <w:tcW w:w="1604" w:type="dxa"/>
+            <w:tcW w:w="2040" w:type="dxa"/>
             <w:tcBorders/>
             <w:vAlign w:val="center"/>
           </w:tcPr>
@@ -2874,7 +2874,7 @@
         </w:tc>
         <w:tc>
           <w:tcPr>
-            <w:tcW w:w="3198" w:type="dxa"/>
+            <w:tcW w:w="4995" w:type="dxa"/>
             <w:tcBorders/>
             <w:vAlign w:val="center"/>
           </w:tcPr>
@@ -2897,7 +2897,7 @@
         <w:trPr/>
         <w:tc>
           <w:tcPr>
-            <w:tcW w:w="1604" w:type="dxa"/>
+            <w:tcW w:w="2040" w:type="dxa"/>
             <w:tcBorders/>
             <w:vAlign w:val="center"/>
           </w:tcPr>
@@ -2917,7 +2917,7 @@
         </w:tc>
         <w:tc>
           <w:tcPr>
-            <w:tcW w:w="3198" w:type="dxa"/>
+            <w:tcW w:w="4995" w:type="dxa"/>
             <w:tcBorders/>
             <w:vAlign w:val="center"/>
           </w:tcPr>
@@ -2940,7 +2940,7 @@
         <w:trPr/>
         <w:tc>
           <w:tcPr>
-            <w:tcW w:w="1604" w:type="dxa"/>
+            <w:tcW w:w="2040" w:type="dxa"/>
             <w:tcBorders/>
             <w:vAlign w:val="center"/>
           </w:tcPr>
@@ -2960,7 +2960,7 @@
         </w:tc>
         <w:tc>
           <w:tcPr>
-            <w:tcW w:w="3198" w:type="dxa"/>
+            <w:tcW w:w="4995" w:type="dxa"/>
             <w:tcBorders/>
             <w:vAlign w:val="center"/>
           </w:tcPr>
@@ -2983,7 +2983,7 @@
         <w:trPr/>
         <w:tc>
           <w:tcPr>
-            <w:tcW w:w="1604" w:type="dxa"/>
+            <w:tcW w:w="2040" w:type="dxa"/>
             <w:tcBorders/>
             <w:vAlign w:val="center"/>
           </w:tcPr>
@@ -3003,7 +3003,7 @@
         </w:tc>
         <w:tc>
           <w:tcPr>
-            <w:tcW w:w="3198" w:type="dxa"/>
+            <w:tcW w:w="4995" w:type="dxa"/>
             <w:tcBorders/>
             <w:vAlign w:val="center"/>
           </w:tcPr>
@@ -3026,7 +3026,7 @@
         <w:trPr/>
         <w:tc>
           <w:tcPr>
-            <w:tcW w:w="1604" w:type="dxa"/>
+            <w:tcW w:w="2040" w:type="dxa"/>
             <w:tcBorders/>
             <w:vAlign w:val="center"/>
           </w:tcPr>
@@ -3046,7 +3046,7 @@
         </w:tc>
         <w:tc>
           <w:tcPr>
-            <w:tcW w:w="3198" w:type="dxa"/>
+            <w:tcW w:w="4995" w:type="dxa"/>
             <w:tcBorders/>
             <w:vAlign w:val="center"/>
           </w:tcPr>
@@ -3069,7 +3069,7 @@
         <w:trPr/>
         <w:tc>
           <w:tcPr>
-            <w:tcW w:w="1604" w:type="dxa"/>
+            <w:tcW w:w="2040" w:type="dxa"/>
             <w:tcBorders/>
             <w:vAlign w:val="center"/>
           </w:tcPr>
@@ -3089,7 +3089,7 @@
         </w:tc>
         <w:tc>
           <w:tcPr>
-            <w:tcW w:w="3198" w:type="dxa"/>
+            <w:tcW w:w="4995" w:type="dxa"/>
             <w:tcBorders/>
             <w:vAlign w:val="center"/>
           </w:tcPr>
@@ -3112,7 +3112,7 @@
         <w:trPr/>
         <w:tc>
           <w:tcPr>
-            <w:tcW w:w="1604" w:type="dxa"/>
+            <w:tcW w:w="2040" w:type="dxa"/>
             <w:tcBorders/>
             <w:vAlign w:val="center"/>
           </w:tcPr>
@@ -3132,7 +3132,7 @@
         </w:tc>
         <w:tc>
           <w:tcPr>
-            <w:tcW w:w="3198" w:type="dxa"/>
+            <w:tcW w:w="4995" w:type="dxa"/>
             <w:tcBorders/>
             <w:vAlign w:val="center"/>
           </w:tcPr>
@@ -3294,7 +3294,7 @@
       </w:pPr>
       <w:r>
         <w:rPr/>
-        <w:t>The system is not limited to a single platform. It supports content planning for platforms such as LinkedIn, Instagram, X, Facebook, TikTok, and multiple content types such as post, reel, carousel, story, thread, and short. This flexibility makes the application more suitable for modern social media workflows.</w:t>
+        <w:t>The system is not limited to a single platform. It supports content planning for platforms such as LinkedIn, Instagram, X, Facebook, and multiple content types such as post, reel, carousel, story, thread, and short. This flexibility makes the application more suitable for modern social media workflows.</w:t>
       </w:r>
     </w:p>
     <w:p>
@@ -6237,6 +6237,18 @@
       <w:pPr>
         <w:pStyle w:val="Heading2"/>
         <w:bidi w:val="0"/>
+        <w:ind w:start="360" w:end="360" w:hanging="0"/>
+        <w:jc w:val="start"/>
+        <w:rPr/>
+      </w:pPr>
+      <w:r>
+        <w:rPr/>
+      </w:r>
+    </w:p>
+    <w:p>
+      <w:pPr>
+        <w:pStyle w:val="TextBody"/>
+        <w:bidi w:val="0"/>
         <w:ind w:end="360" w:hanging="0"/>
         <w:jc w:val="start"/>
         <w:rPr/>
@@ -6259,9 +6271,9 @@
     </w:p>
     <w:p>
       <w:pPr>
-        <w:pStyle w:val="TextBody"/>
-        <w:bidi w:val="0"/>
-        <w:ind w:end="360" w:hanging="0"/>
+        <w:pStyle w:val="Heading2"/>
+        <w:bidi w:val="0"/>
+        <w:ind w:start="360" w:end="360" w:hanging="0"/>
         <w:jc w:val="start"/>
         <w:rPr/>
       </w:pPr>
@@ -6273,24 +6285,12 @@
       <w:pPr>
         <w:pStyle w:val="Heading2"/>
         <w:bidi w:val="0"/>
-        <w:ind w:end="360" w:hanging="0"/>
+        <w:ind w:start="360" w:end="360" w:hanging="0"/>
         <w:jc w:val="start"/>
         <w:rPr/>
       </w:pPr>
       <w:r>
         <w:rPr/>
-      </w:r>
-    </w:p>
-    <w:p>
-      <w:pPr>
-        <w:pStyle w:val="Heading2"/>
-        <w:bidi w:val="0"/>
-        <w:ind w:end="360" w:hanging="0"/>
-        <w:jc w:val="start"/>
-        <w:rPr/>
-      </w:pPr>
-      <w:r>
-        <w:rPr/>
         <w:t>3.3 ER Diagram</w:t>
       </w:r>
     </w:p>
@@ -6303,7 +6303,7 @@
       </w:pPr>
       <w:r>
         <w:rPr/>
-        <w:t>The main entities of the system are User, BrandProfile, PasswordResetToken, PostSchedule, ContentItem, PostComment, EmailRecipient, ContactInquiry, BrandVoice, and PlatformIntegration.</w:t>
+        <w:t>The main entities of the system are User, BrandProfile, PasswordResetToken, PostSchedule, ContentItem, PostComment, EmailRecipient, ContactInquiry, and PlatformIntegration.</w:t>
       </w:r>
     </w:p>
     <w:p>
@@ -6902,7 +6902,7 @@
       <w:pPr>
         <w:pStyle w:val="Heading2"/>
         <w:bidi w:val="0"/>
-        <w:ind w:end="360" w:hanging="0"/>
+        <w:ind w:start="360" w:end="360" w:hanging="0"/>
         <w:jc w:val="start"/>
         <w:rPr/>
       </w:pPr>
@@ -7205,7 +7205,7 @@
       <w:pPr>
         <w:pStyle w:val="Heading2"/>
         <w:bidi w:val="0"/>
-        <w:ind w:end="360" w:hanging="0"/>
+        <w:ind w:start="360" w:end="360" w:hanging="0"/>
         <w:jc w:val="start"/>
         <w:rPr/>
       </w:pPr>
@@ -7771,7 +7771,7 @@
     </w:p>
     <w:tbl>
       <w:tblPr>
-        <w:tblW w:w="4803" w:type="dxa"/>
+        <w:tblW w:w="7138" w:type="dxa"/>
         <w:jc w:val="start"/>
         <w:tblInd w:w="0" w:type="dxa"/>
         <w:tblLayout w:type="fixed"/>
@@ -7784,8 +7784,8 @@
       </w:tblPr>
       <w:tblGrid>
         <w:gridCol w:w="2176"/>
-        <w:gridCol w:w="1420"/>
-        <w:gridCol w:w="1207"/>
+        <w:gridCol w:w="2024"/>
+        <w:gridCol w:w="2938"/>
       </w:tblGrid>
       <w:tr>
         <w:trPr/>
@@ -7814,7 +7814,7 @@
         </w:tc>
         <w:tc>
           <w:tcPr>
-            <w:tcW w:w="1420" w:type="dxa"/>
+            <w:tcW w:w="2024" w:type="dxa"/>
             <w:tcBorders/>
             <w:vAlign w:val="center"/>
           </w:tcPr>
@@ -7837,7 +7837,7 @@
         </w:tc>
         <w:tc>
           <w:tcPr>
-            <w:tcW w:w="1207" w:type="dxa"/>
+            <w:tcW w:w="2938" w:type="dxa"/>
             <w:tcBorders/>
             <w:vAlign w:val="center"/>
           </w:tcPr>
@@ -7883,7 +7883,7 @@
         </w:tc>
         <w:tc>
           <w:tcPr>
-            <w:tcW w:w="1420" w:type="dxa"/>
+            <w:tcW w:w="2024" w:type="dxa"/>
             <w:tcBorders/>
             <w:vAlign w:val="center"/>
           </w:tcPr>
@@ -7903,7 +7903,7 @@
         </w:tc>
         <w:tc>
           <w:tcPr>
-            <w:tcW w:w="1207" w:type="dxa"/>
+            <w:tcW w:w="2938" w:type="dxa"/>
             <w:tcBorders/>
             <w:vAlign w:val="center"/>
           </w:tcPr>
@@ -7946,7 +7946,7 @@
         </w:tc>
         <w:tc>
           <w:tcPr>
-            <w:tcW w:w="1420" w:type="dxa"/>
+            <w:tcW w:w="2024" w:type="dxa"/>
             <w:tcBorders/>
             <w:vAlign w:val="center"/>
           </w:tcPr>
@@ -7966,7 +7966,7 @@
         </w:tc>
         <w:tc>
           <w:tcPr>
-            <w:tcW w:w="1207" w:type="dxa"/>
+            <w:tcW w:w="2938" w:type="dxa"/>
             <w:tcBorders/>
             <w:vAlign w:val="center"/>
           </w:tcPr>
@@ -8009,7 +8009,7 @@
         </w:tc>
         <w:tc>
           <w:tcPr>
-            <w:tcW w:w="1420" w:type="dxa"/>
+            <w:tcW w:w="2024" w:type="dxa"/>
             <w:tcBorders/>
             <w:vAlign w:val="center"/>
           </w:tcPr>
@@ -8029,7 +8029,7 @@
         </w:tc>
         <w:tc>
           <w:tcPr>
-            <w:tcW w:w="1207" w:type="dxa"/>
+            <w:tcW w:w="2938" w:type="dxa"/>
             <w:tcBorders/>
             <w:vAlign w:val="center"/>
           </w:tcPr>
@@ -8072,7 +8072,7 @@
         </w:tc>
         <w:tc>
           <w:tcPr>
-            <w:tcW w:w="1420" w:type="dxa"/>
+            <w:tcW w:w="2024" w:type="dxa"/>
             <w:tcBorders/>
             <w:vAlign w:val="center"/>
           </w:tcPr>
@@ -8092,7 +8092,7 @@
         </w:tc>
         <w:tc>
           <w:tcPr>
-            <w:tcW w:w="1207" w:type="dxa"/>
+            <w:tcW w:w="2938" w:type="dxa"/>
             <w:tcBorders/>
             <w:vAlign w:val="center"/>
           </w:tcPr>
@@ -8135,7 +8135,7 @@
         </w:tc>
         <w:tc>
           <w:tcPr>
-            <w:tcW w:w="1420" w:type="dxa"/>
+            <w:tcW w:w="2024" w:type="dxa"/>
             <w:tcBorders/>
             <w:vAlign w:val="center"/>
           </w:tcPr>
@@ -8155,7 +8155,7 @@
         </w:tc>
         <w:tc>
           <w:tcPr>
-            <w:tcW w:w="1207" w:type="dxa"/>
+            <w:tcW w:w="2938" w:type="dxa"/>
             <w:tcBorders/>
             <w:vAlign w:val="center"/>
           </w:tcPr>
@@ -8198,7 +8198,7 @@
         </w:tc>
         <w:tc>
           <w:tcPr>
-            <w:tcW w:w="1420" w:type="dxa"/>
+            <w:tcW w:w="2024" w:type="dxa"/>
             <w:tcBorders/>
             <w:vAlign w:val="center"/>
           </w:tcPr>
@@ -8218,7 +8218,7 @@
         </w:tc>
         <w:tc>
           <w:tcPr>
-            <w:tcW w:w="1207" w:type="dxa"/>
+            <w:tcW w:w="2938" w:type="dxa"/>
             <w:tcBorders/>
             <w:vAlign w:val="center"/>
           </w:tcPr>
@@ -8261,7 +8261,7 @@
         </w:tc>
         <w:tc>
           <w:tcPr>
-            <w:tcW w:w="1420" w:type="dxa"/>
+            <w:tcW w:w="2024" w:type="dxa"/>
             <w:tcBorders/>
             <w:vAlign w:val="center"/>
           </w:tcPr>
@@ -8281,7 +8281,7 @@
         </w:tc>
         <w:tc>
           <w:tcPr>
-            <w:tcW w:w="1207" w:type="dxa"/>
+            <w:tcW w:w="2938" w:type="dxa"/>
             <w:tcBorders/>
             <w:vAlign w:val="center"/>
           </w:tcPr>
@@ -8324,7 +8324,7 @@
         </w:tc>
         <w:tc>
           <w:tcPr>
-            <w:tcW w:w="1420" w:type="dxa"/>
+            <w:tcW w:w="2024" w:type="dxa"/>
             <w:tcBorders/>
             <w:vAlign w:val="center"/>
           </w:tcPr>
@@ -8344,7 +8344,7 @@
         </w:tc>
         <w:tc>
           <w:tcPr>
-            <w:tcW w:w="1207" w:type="dxa"/>
+            <w:tcW w:w="2938" w:type="dxa"/>
             <w:tcBorders/>
             <w:vAlign w:val="center"/>
           </w:tcPr>
@@ -8387,7 +8387,7 @@
         </w:tc>
         <w:tc>
           <w:tcPr>
-            <w:tcW w:w="1420" w:type="dxa"/>
+            <w:tcW w:w="2024" w:type="dxa"/>
             <w:tcBorders/>
             <w:vAlign w:val="center"/>
           </w:tcPr>
@@ -8407,7 +8407,7 @@
         </w:tc>
         <w:tc>
           <w:tcPr>
-            <w:tcW w:w="1207" w:type="dxa"/>
+            <w:tcW w:w="2938" w:type="dxa"/>
             <w:tcBorders/>
             <w:vAlign w:val="center"/>
           </w:tcPr>
@@ -8450,7 +8450,7 @@
         </w:tc>
         <w:tc>
           <w:tcPr>
-            <w:tcW w:w="1420" w:type="dxa"/>
+            <w:tcW w:w="2024" w:type="dxa"/>
             <w:tcBorders/>
             <w:vAlign w:val="center"/>
           </w:tcPr>
@@ -8470,7 +8470,7 @@
         </w:tc>
         <w:tc>
           <w:tcPr>
-            <w:tcW w:w="1207" w:type="dxa"/>
+            <w:tcW w:w="2938" w:type="dxa"/>
             <w:tcBorders/>
             <w:vAlign w:val="center"/>
           </w:tcPr>
@@ -8528,7 +8528,7 @@
     </w:p>
     <w:tbl>
       <w:tblPr>
-        <w:tblW w:w="4803" w:type="dxa"/>
+        <w:tblW w:w="7375" w:type="dxa"/>
         <w:jc w:val="start"/>
         <w:tblInd w:w="0" w:type="dxa"/>
         <w:tblLayout w:type="fixed"/>
@@ -8541,8 +8541,8 @@
       </w:tblPr>
       <w:tblGrid>
         <w:gridCol w:w="1522"/>
-        <w:gridCol w:w="1708"/>
-        <w:gridCol w:w="1573"/>
+        <w:gridCol w:w="2328"/>
+        <w:gridCol w:w="3525"/>
       </w:tblGrid>
       <w:tr>
         <w:trPr/>
@@ -8571,7 +8571,7 @@
         </w:tc>
         <w:tc>
           <w:tcPr>
-            <w:tcW w:w="1708" w:type="dxa"/>
+            <w:tcW w:w="2328" w:type="dxa"/>
             <w:tcBorders/>
             <w:vAlign w:val="center"/>
           </w:tcPr>
@@ -8594,7 +8594,7 @@
         </w:tc>
         <w:tc>
           <w:tcPr>
-            <w:tcW w:w="1573" w:type="dxa"/>
+            <w:tcW w:w="3525" w:type="dxa"/>
             <w:tcBorders/>
             <w:vAlign w:val="center"/>
           </w:tcPr>
@@ -8640,7 +8640,7 @@
         </w:tc>
         <w:tc>
           <w:tcPr>
-            <w:tcW w:w="1708" w:type="dxa"/>
+            <w:tcW w:w="2328" w:type="dxa"/>
             <w:tcBorders/>
             <w:vAlign w:val="center"/>
           </w:tcPr>
@@ -8660,7 +8660,7 @@
         </w:tc>
         <w:tc>
           <w:tcPr>
-            <w:tcW w:w="1573" w:type="dxa"/>
+            <w:tcW w:w="3525" w:type="dxa"/>
             <w:tcBorders/>
             <w:vAlign w:val="center"/>
           </w:tcPr>
@@ -8703,7 +8703,7 @@
         </w:tc>
         <w:tc>
           <w:tcPr>
-            <w:tcW w:w="1708" w:type="dxa"/>
+            <w:tcW w:w="2328" w:type="dxa"/>
             <w:tcBorders/>
             <w:vAlign w:val="center"/>
           </w:tcPr>
@@ -8723,7 +8723,7 @@
         </w:tc>
         <w:tc>
           <w:tcPr>
-            <w:tcW w:w="1573" w:type="dxa"/>
+            <w:tcW w:w="3525" w:type="dxa"/>
             <w:tcBorders/>
             <w:vAlign w:val="center"/>
           </w:tcPr>
@@ -8766,7 +8766,7 @@
         </w:tc>
         <w:tc>
           <w:tcPr>
-            <w:tcW w:w="1708" w:type="dxa"/>
+            <w:tcW w:w="2328" w:type="dxa"/>
             <w:tcBorders/>
             <w:vAlign w:val="center"/>
           </w:tcPr>
@@ -8786,7 +8786,7 @@
         </w:tc>
         <w:tc>
           <w:tcPr>
-            <w:tcW w:w="1573" w:type="dxa"/>
+            <w:tcW w:w="3525" w:type="dxa"/>
             <w:tcBorders/>
             <w:vAlign w:val="center"/>
           </w:tcPr>
@@ -8829,7 +8829,7 @@
         </w:tc>
         <w:tc>
           <w:tcPr>
-            <w:tcW w:w="1708" w:type="dxa"/>
+            <w:tcW w:w="2328" w:type="dxa"/>
             <w:tcBorders/>
             <w:vAlign w:val="center"/>
           </w:tcPr>
@@ -8849,7 +8849,7 @@
         </w:tc>
         <w:tc>
           <w:tcPr>
-            <w:tcW w:w="1573" w:type="dxa"/>
+            <w:tcW w:w="3525" w:type="dxa"/>
             <w:tcBorders/>
             <w:vAlign w:val="center"/>
           </w:tcPr>
@@ -8892,7 +8892,7 @@
         </w:tc>
         <w:tc>
           <w:tcPr>
-            <w:tcW w:w="1708" w:type="dxa"/>
+            <w:tcW w:w="2328" w:type="dxa"/>
             <w:tcBorders/>
             <w:vAlign w:val="center"/>
           </w:tcPr>
@@ -8912,7 +8912,7 @@
         </w:tc>
         <w:tc>
           <w:tcPr>
-            <w:tcW w:w="1573" w:type="dxa"/>
+            <w:tcW w:w="3525" w:type="dxa"/>
             <w:tcBorders/>
             <w:vAlign w:val="center"/>
           </w:tcPr>
@@ -8955,7 +8955,7 @@
         </w:tc>
         <w:tc>
           <w:tcPr>
-            <w:tcW w:w="1708" w:type="dxa"/>
+            <w:tcW w:w="2328" w:type="dxa"/>
             <w:tcBorders/>
             <w:vAlign w:val="center"/>
           </w:tcPr>
@@ -8975,7 +8975,7 @@
         </w:tc>
         <w:tc>
           <w:tcPr>
-            <w:tcW w:w="1573" w:type="dxa"/>
+            <w:tcW w:w="3525" w:type="dxa"/>
             <w:tcBorders/>
             <w:vAlign w:val="center"/>
           </w:tcPr>
@@ -9018,7 +9018,7 @@
         </w:tc>
         <w:tc>
           <w:tcPr>
-            <w:tcW w:w="1708" w:type="dxa"/>
+            <w:tcW w:w="2328" w:type="dxa"/>
             <w:tcBorders/>
             <w:vAlign w:val="center"/>
           </w:tcPr>
@@ -9038,7 +9038,7 @@
         </w:tc>
         <w:tc>
           <w:tcPr>
-            <w:tcW w:w="1573" w:type="dxa"/>
+            <w:tcW w:w="3525" w:type="dxa"/>
             <w:tcBorders/>
             <w:vAlign w:val="center"/>
           </w:tcPr>
@@ -9081,7 +9081,7 @@
         </w:tc>
         <w:tc>
           <w:tcPr>
-            <w:tcW w:w="1708" w:type="dxa"/>
+            <w:tcW w:w="2328" w:type="dxa"/>
             <w:tcBorders/>
             <w:vAlign w:val="center"/>
           </w:tcPr>
@@ -9101,7 +9101,7 @@
         </w:tc>
         <w:tc>
           <w:tcPr>
-            <w:tcW w:w="1573" w:type="dxa"/>
+            <w:tcW w:w="3525" w:type="dxa"/>
             <w:tcBorders/>
             <w:vAlign w:val="center"/>
           </w:tcPr>
@@ -9144,7 +9144,7 @@
         </w:tc>
         <w:tc>
           <w:tcPr>
-            <w:tcW w:w="1708" w:type="dxa"/>
+            <w:tcW w:w="2328" w:type="dxa"/>
             <w:tcBorders/>
             <w:vAlign w:val="center"/>
           </w:tcPr>
@@ -9164,7 +9164,7 @@
         </w:tc>
         <w:tc>
           <w:tcPr>
-            <w:tcW w:w="1573" w:type="dxa"/>
+            <w:tcW w:w="3525" w:type="dxa"/>
             <w:tcBorders/>
             <w:vAlign w:val="center"/>
           </w:tcPr>
@@ -9954,7 +9954,7 @@
       <w:pPr>
         <w:pStyle w:val="Heading2"/>
         <w:bidi w:val="0"/>
-        <w:ind w:end="360" w:hanging="0"/>
+        <w:ind w:start="360" w:end="360" w:hanging="0"/>
         <w:jc w:val="start"/>
         <w:rPr/>
       </w:pPr>
@@ -10252,14 +10252,25 @@
         <w:tab/>
         <w:tab/>
         <w:tab/>
-        <w:t xml:space="preserve">           Figure 5.1: </w:t>
-      </w:r>
-      <w:r>
+        <w:t xml:space="preserve">           Figure 5.1: Home Page</w:t>
+      </w:r>
+    </w:p>
+    <w:p>
+      <w:pPr>
+        <w:pStyle w:val="TextBody"/>
+        <w:bidi w:val="0"/>
+        <w:spacing w:before="160" w:after="240"/>
+        <w:ind w:start="160" w:end="160" w:hanging="0"/>
         <w:rPr>
           <w:sz w:val="22"/>
           <w:shd w:fill="F9FAFB" w:val="clear"/>
         </w:rPr>
-        <w:t>Home Page</w:t>
+      </w:pPr>
+      <w:r>
+        <w:rPr>
+          <w:sz w:val="22"/>
+          <w:shd w:fill="F9FAFB" w:val="clear"/>
+        </w:rPr>
       </w:r>
     </w:p>
     <w:p>
@@ -10274,22 +10285,10 @@
         </w:rPr>
       </w:pPr>
       <w:r>
-        <w:rPr/>
-      </w:r>
-    </w:p>
-    <w:p>
-      <w:pPr>
-        <w:pStyle w:val="TextBody"/>
-        <w:bidi w:val="0"/>
-        <w:spacing w:before="160" w:after="240"/>
-        <w:ind w:start="160" w:end="160" w:hanging="0"/>
         <w:rPr>
           <w:sz w:val="22"/>
           <w:shd w:fill="F9FAFB" w:val="clear"/>
         </w:rPr>
-      </w:pPr>
-      <w:r>
-        <w:rPr/>
       </w:r>
     </w:p>
     <w:p>
@@ -10365,14 +10364,25 @@
         <w:tab/>
         <w:tab/>
         <w:tab/>
-        <w:t xml:space="preserve">Figure 5.2: </w:t>
-      </w:r>
-      <w:r>
+        <w:t>Figure 5.2: Sing Up</w:t>
+      </w:r>
+    </w:p>
+    <w:p>
+      <w:pPr>
+        <w:pStyle w:val="TextBody"/>
+        <w:bidi w:val="0"/>
+        <w:spacing w:before="160" w:after="240"/>
+        <w:ind w:start="160" w:end="160" w:hanging="0"/>
         <w:rPr>
           <w:sz w:val="22"/>
           <w:shd w:fill="F9FAFB" w:val="clear"/>
         </w:rPr>
-        <w:t>Sing Up</w:t>
+      </w:pPr>
+      <w:r>
+        <w:rPr>
+          <w:sz w:val="22"/>
+          <w:shd w:fill="F9FAFB" w:val="clear"/>
+        </w:rPr>
       </w:r>
     </w:p>
     <w:p>
@@ -10387,22 +10397,10 @@
         </w:rPr>
       </w:pPr>
       <w:r>
-        <w:rPr/>
-      </w:r>
-    </w:p>
-    <w:p>
-      <w:pPr>
-        <w:pStyle w:val="TextBody"/>
-        <w:bidi w:val="0"/>
-        <w:spacing w:before="160" w:after="240"/>
-        <w:ind w:start="160" w:end="160" w:hanging="0"/>
         <w:rPr>
           <w:sz w:val="22"/>
           <w:shd w:fill="F9FAFB" w:val="clear"/>
         </w:rPr>
-      </w:pPr>
-      <w:r>
-        <w:rPr/>
         <w:drawing>
           <wp:anchor behindDoc="0" distT="0" distB="0" distL="0" distR="0" simplePos="0" locked="0" layoutInCell="0" allowOverlap="1" relativeHeight="10">
             <wp:simplePos x="0" y="0"/>
@@ -10470,14 +10468,25 @@
           <w:sz w:val="22"/>
           <w:shd w:fill="F9FAFB" w:val="clear"/>
         </w:rPr>
-        <w:t xml:space="preserve">Figure 5.3: </w:t>
-      </w:r>
-      <w:r>
+        <w:t>Figure 5.3: OnBoarding</w:t>
+      </w:r>
+    </w:p>
+    <w:p>
+      <w:pPr>
+        <w:pStyle w:val="TextBody"/>
+        <w:bidi w:val="0"/>
+        <w:spacing w:before="160" w:after="240"/>
+        <w:ind w:end="160" w:hanging="0"/>
         <w:rPr>
           <w:sz w:val="22"/>
           <w:shd w:fill="F9FAFB" w:val="clear"/>
         </w:rPr>
-        <w:t>OnBoarding</w:t>
+      </w:pPr>
+      <w:r>
+        <w:rPr>
+          <w:sz w:val="22"/>
+          <w:shd w:fill="F9FAFB" w:val="clear"/>
+        </w:rPr>
       </w:r>
     </w:p>
     <w:p>
@@ -10492,22 +10501,10 @@
         </w:rPr>
       </w:pPr>
       <w:r>
-        <w:rPr/>
-      </w:r>
-    </w:p>
-    <w:p>
-      <w:pPr>
-        <w:pStyle w:val="TextBody"/>
-        <w:bidi w:val="0"/>
-        <w:spacing w:before="160" w:after="240"/>
-        <w:ind w:end="160" w:hanging="0"/>
         <w:rPr>
           <w:sz w:val="22"/>
           <w:shd w:fill="F9FAFB" w:val="clear"/>
         </w:rPr>
-      </w:pPr>
-      <w:r>
-        <w:rPr/>
         <w:drawing>
           <wp:anchor behindDoc="0" distT="0" distB="0" distL="0" distR="0" simplePos="0" locked="0" layoutInCell="0" allowOverlap="1" relativeHeight="11">
             <wp:simplePos x="0" y="0"/>
@@ -10571,21 +10568,25 @@
         <w:tab/>
         <w:tab/>
         <w:tab/>
-        <w:t xml:space="preserve">Figure 5.4: </w:t>
-      </w:r>
-      <w:r>
+        <w:t>Figure 5.4: Login.</w:t>
+      </w:r>
+    </w:p>
+    <w:p>
+      <w:pPr>
+        <w:pStyle w:val="TextBody"/>
+        <w:bidi w:val="0"/>
+        <w:spacing w:before="160" w:after="240"/>
+        <w:ind w:start="160" w:end="160" w:hanging="0"/>
         <w:rPr>
           <w:sz w:val="22"/>
           <w:shd w:fill="F9FAFB" w:val="clear"/>
         </w:rPr>
-        <w:t>Login</w:t>
-      </w:r>
+      </w:pPr>
       <w:r>
         <w:rPr>
           <w:sz w:val="22"/>
           <w:shd w:fill="F9FAFB" w:val="clear"/>
         </w:rPr>
-        <w:t>.</w:t>
       </w:r>
     </w:p>
     <w:p>
@@ -10600,7 +10601,10 @@
         </w:rPr>
       </w:pPr>
       <w:r>
-        <w:rPr/>
+        <w:rPr>
+          <w:sz w:val="22"/>
+          <w:shd w:fill="F9FAFB" w:val="clear"/>
+        </w:rPr>
       </w:r>
     </w:p>
     <w:p>
@@ -10615,7 +10619,10 @@
         </w:rPr>
       </w:pPr>
       <w:r>
-        <w:rPr/>
+        <w:rPr>
+          <w:sz w:val="22"/>
+          <w:shd w:fill="F9FAFB" w:val="clear"/>
+        </w:rPr>
       </w:r>
     </w:p>
     <w:p>
@@ -10630,22 +10637,10 @@
         </w:rPr>
       </w:pPr>
       <w:r>
-        <w:rPr/>
-      </w:r>
-    </w:p>
-    <w:p>
-      <w:pPr>
-        <w:pStyle w:val="TextBody"/>
-        <w:bidi w:val="0"/>
-        <w:spacing w:before="160" w:after="240"/>
-        <w:ind w:start="160" w:end="160" w:hanging="0"/>
         <w:rPr>
           <w:sz w:val="22"/>
           <w:shd w:fill="F9FAFB" w:val="clear"/>
         </w:rPr>
-      </w:pPr>
-      <w:r>
-        <w:rPr/>
         <w:drawing>
           <wp:anchor behindDoc="0" distT="0" distB="0" distL="0" distR="0" simplePos="0" locked="0" layoutInCell="0" allowOverlap="1" relativeHeight="12">
             <wp:simplePos x="0" y="0"/>
@@ -10709,21 +10704,7 @@
         <w:tab/>
         <w:tab/>
         <w:tab/>
-        <w:t xml:space="preserve">Figure 5.5: </w:t>
-      </w:r>
-      <w:r>
-        <w:rPr>
-          <w:sz w:val="22"/>
-          <w:shd w:fill="F9FAFB" w:val="clear"/>
-        </w:rPr>
-        <w:t>Dashboard</w:t>
-      </w:r>
-      <w:r>
-        <w:rPr>
-          <w:sz w:val="22"/>
-          <w:shd w:fill="F9FAFB" w:val="clear"/>
-        </w:rPr>
-        <w:t>.</w:t>
+        <w:t>Figure 5.5: Dashboard.</w:t>
       </w:r>
     </w:p>
     <w:p>
@@ -10799,21 +10780,25 @@
         <w:tab/>
         <w:tab/>
         <w:tab/>
-        <w:t xml:space="preserve">Figure 5.6: </w:t>
-      </w:r>
-      <w:r>
+        <w:t>Figure 5.6: Topic Generator.</w:t>
+      </w:r>
+    </w:p>
+    <w:p>
+      <w:pPr>
+        <w:pStyle w:val="TextBody"/>
+        <w:bidi w:val="0"/>
+        <w:spacing w:before="160" w:after="240"/>
+        <w:ind w:start="160" w:end="160" w:hanging="0"/>
         <w:rPr>
           <w:sz w:val="22"/>
           <w:shd w:fill="F9FAFB" w:val="clear"/>
         </w:rPr>
-        <w:t>Topic Generator</w:t>
-      </w:r>
+      </w:pPr>
       <w:r>
         <w:rPr>
           <w:sz w:val="22"/>
           <w:shd w:fill="F9FAFB" w:val="clear"/>
         </w:rPr>
-        <w:t>.</w:t>
       </w:r>
     </w:p>
     <w:p>
@@ -10828,7 +10813,10 @@
         </w:rPr>
       </w:pPr>
       <w:r>
-        <w:rPr/>
+        <w:rPr>
+          <w:sz w:val="22"/>
+          <w:shd w:fill="F9FAFB" w:val="clear"/>
+        </w:rPr>
       </w:r>
     </w:p>
     <w:p>
@@ -10843,22 +10831,10 @@
         </w:rPr>
       </w:pPr>
       <w:r>
-        <w:rPr/>
-      </w:r>
-    </w:p>
-    <w:p>
-      <w:pPr>
-        <w:pStyle w:val="TextBody"/>
-        <w:bidi w:val="0"/>
-        <w:spacing w:before="160" w:after="240"/>
-        <w:ind w:start="160" w:end="160" w:hanging="0"/>
         <w:rPr>
           <w:sz w:val="22"/>
           <w:shd w:fill="F9FAFB" w:val="clear"/>
         </w:rPr>
-      </w:pPr>
-      <w:r>
-        <w:rPr/>
       </w:r>
     </w:p>
     <w:p>
@@ -10924,58 +10900,43 @@
         <w:tab/>
         <w:tab/>
         <w:tab/>
-        <w:t>Figure 5.</w:t>
-      </w:r>
-      <w:r>
+        <w:t>Figure 5.7: Upload Content Schedule</w:t>
+      </w:r>
+    </w:p>
+    <w:p>
+      <w:pPr>
+        <w:pStyle w:val="TextBody"/>
+        <w:bidi w:val="0"/>
+        <w:spacing w:before="160" w:after="240"/>
+        <w:ind w:start="160" w:end="160" w:hanging="0"/>
         <w:rPr>
           <w:sz w:val="22"/>
           <w:shd w:fill="F9FAFB" w:val="clear"/>
         </w:rPr>
-        <w:t>7</w:t>
-      </w:r>
+      </w:pPr>
       <w:r>
         <w:rPr>
           <w:sz w:val="22"/>
           <w:shd w:fill="F9FAFB" w:val="clear"/>
         </w:rPr>
-        <w:t xml:space="preserve">: </w:t>
-      </w:r>
-      <w:r>
+      </w:r>
+    </w:p>
+    <w:p>
+      <w:pPr>
+        <w:pStyle w:val="TextBody"/>
+        <w:bidi w:val="0"/>
+        <w:spacing w:before="160" w:after="240"/>
+        <w:ind w:start="160" w:end="160" w:hanging="0"/>
         <w:rPr>
           <w:sz w:val="22"/>
           <w:shd w:fill="F9FAFB" w:val="clear"/>
         </w:rPr>
-        <w:t>Upload Content Schedule</w:t>
-      </w:r>
-    </w:p>
-    <w:p>
-      <w:pPr>
-        <w:pStyle w:val="TextBody"/>
-        <w:bidi w:val="0"/>
-        <w:spacing w:before="160" w:after="240"/>
-        <w:ind w:start="160" w:end="160" w:hanging="0"/>
+      </w:pPr>
+      <w:r>
         <w:rPr>
           <w:sz w:val="22"/>
           <w:shd w:fill="F9FAFB" w:val="clear"/>
         </w:rPr>
-      </w:pPr>
-      <w:r>
-        <w:rPr/>
-      </w:r>
-    </w:p>
-    <w:p>
-      <w:pPr>
-        <w:pStyle w:val="TextBody"/>
-        <w:bidi w:val="0"/>
-        <w:spacing w:before="160" w:after="240"/>
-        <w:ind w:start="160" w:end="160" w:hanging="0"/>
-        <w:rPr>
-          <w:sz w:val="22"/>
-          <w:shd w:fill="F9FAFB" w:val="clear"/>
-        </w:rPr>
-      </w:pPr>
-      <w:r>
-        <w:rPr/>
       </w:r>
     </w:p>
     <w:p>
@@ -11073,28 +11034,7 @@
         <w:tab/>
         <w:tab/>
         <w:tab/>
-        <w:t xml:space="preserve">        Figure 5.</w:t>
-      </w:r>
-      <w:r>
-        <w:rPr>
-          <w:sz w:val="22"/>
-          <w:shd w:fill="F9FAFB" w:val="clear"/>
-        </w:rPr>
-        <w:t>8</w:t>
-      </w:r>
-      <w:r>
-        <w:rPr>
-          <w:sz w:val="22"/>
-          <w:shd w:fill="F9FAFB" w:val="clear"/>
-        </w:rPr>
-        <w:t xml:space="preserve">: </w:t>
-      </w:r>
-      <w:r>
-        <w:rPr>
-          <w:sz w:val="22"/>
-          <w:shd w:fill="F9FAFB" w:val="clear"/>
-        </w:rPr>
-        <w:t>Email Integration</w:t>
+        <w:t xml:space="preserve">        Figure 5.8: Email Integration</w:t>
       </w:r>
     </w:p>
     <w:p>
@@ -11110,7 +11050,10 @@
         </w:rPr>
       </w:pPr>
       <w:r>
-        <w:rPr/>
+        <w:rPr>
+          <w:sz w:val="22"/>
+          <w:shd w:fill="F9FAFB" w:val="clear"/>
+        </w:rPr>
       </w:r>
     </w:p>
     <w:p>
@@ -11187,35 +11130,7 @@
           <w:sz w:val="22"/>
           <w:shd w:fill="F9FAFB" w:val="clear"/>
         </w:rPr>
-        <w:t>Figure 5.</w:t>
-      </w:r>
-      <w:r>
-        <w:rPr>
-          <w:sz w:val="22"/>
-          <w:shd w:fill="F9FAFB" w:val="clear"/>
-        </w:rPr>
-        <w:t>9</w:t>
-      </w:r>
-      <w:r>
-        <w:rPr>
-          <w:sz w:val="22"/>
-          <w:shd w:fill="F9FAFB" w:val="clear"/>
-        </w:rPr>
-        <w:t>:</w:t>
-      </w:r>
-      <w:r>
-        <w:rPr>
-          <w:sz w:val="22"/>
-          <w:shd w:fill="F9FAFB" w:val="clear"/>
-        </w:rPr>
-        <w:t xml:space="preserve"> </w:t>
-      </w:r>
-      <w:r>
-        <w:rPr>
-          <w:sz w:val="22"/>
-          <w:shd w:fill="F9FAFB" w:val="clear"/>
-        </w:rPr>
-        <w:t>Content Review Center</w:t>
+        <w:t>Figure 5.9: Content Review Center</w:t>
       </w:r>
     </w:p>
     <w:p>
@@ -11231,7 +11146,10 @@
         </w:rPr>
       </w:pPr>
       <w:r>
-        <w:rPr/>
+        <w:rPr>
+          <w:sz w:val="22"/>
+          <w:shd w:fill="F9FAFB" w:val="clear"/>
+        </w:rPr>
       </w:r>
     </w:p>
     <w:p>
@@ -11247,7 +11165,10 @@
         </w:rPr>
       </w:pPr>
       <w:r>
-        <w:rPr/>
+        <w:rPr>
+          <w:sz w:val="22"/>
+          <w:shd w:fill="F9FAFB" w:val="clear"/>
+        </w:rPr>
       </w:r>
     </w:p>
     <w:p>
@@ -11263,7 +11184,10 @@
         </w:rPr>
       </w:pPr>
       <w:r>
-        <w:rPr/>
+        <w:rPr>
+          <w:sz w:val="22"/>
+          <w:shd w:fill="F9FAFB" w:val="clear"/>
+        </w:rPr>
       </w:r>
     </w:p>
     <w:p>
@@ -11279,7 +11203,10 @@
         </w:rPr>
       </w:pPr>
       <w:r>
-        <w:rPr/>
+        <w:rPr>
+          <w:sz w:val="22"/>
+          <w:shd w:fill="F9FAFB" w:val="clear"/>
+        </w:rPr>
       </w:r>
     </w:p>
     <w:p>
@@ -11295,7 +11222,10 @@
         </w:rPr>
       </w:pPr>
       <w:r>
-        <w:rPr/>
+        <w:rPr>
+          <w:sz w:val="22"/>
+          <w:shd w:fill="F9FAFB" w:val="clear"/>
+        </w:rPr>
       </w:r>
     </w:p>
     <w:p>
@@ -11392,42 +11322,7 @@
           <w:sz w:val="22"/>
           <w:shd w:fill="F9FAFB" w:val="clear"/>
         </w:rPr>
-        <w:t>Figure 5.</w:t>
-      </w:r>
-      <w:r>
-        <w:rPr>
-          <w:sz w:val="22"/>
-          <w:shd w:fill="F9FAFB" w:val="clear"/>
-        </w:rPr>
-        <w:t>10</w:t>
-      </w:r>
-      <w:r>
-        <w:rPr>
-          <w:sz w:val="22"/>
-          <w:shd w:fill="F9FAFB" w:val="clear"/>
-        </w:rPr>
-        <w:t>:</w:t>
-      </w:r>
-      <w:r>
-        <w:rPr>
-          <w:sz w:val="22"/>
-          <w:shd w:fill="F9FAFB" w:val="clear"/>
-        </w:rPr>
-        <w:t xml:space="preserve"> Publi</w:t>
-      </w:r>
-      <w:r>
-        <w:rPr>
-          <w:sz w:val="22"/>
-          <w:shd w:fill="F9FAFB" w:val="clear"/>
-        </w:rPr>
-        <w:t xml:space="preserve">shed </w:t>
-      </w:r>
-      <w:r>
-        <w:rPr>
-          <w:sz w:val="22"/>
-          <w:shd w:fill="F9FAFB" w:val="clear"/>
-        </w:rPr>
-        <w:t>History</w:t>
+        <w:t>Figure 5.10: Published History</w:t>
       </w:r>
     </w:p>
     <w:p>
@@ -11460,7 +11355,10 @@
         </w:rPr>
       </w:pPr>
       <w:r>
-        <w:rPr/>
+        <w:rPr>
+          <w:sz w:val="22"/>
+          <w:shd w:fill="F9FAFB" w:val="clear"/>
+        </w:rPr>
       </w:r>
     </w:p>
     <w:p>
@@ -11476,7 +11374,10 @@
         </w:rPr>
       </w:pPr>
       <w:r>
-        <w:rPr/>
+        <w:rPr>
+          <w:sz w:val="22"/>
+          <w:shd w:fill="F9FAFB" w:val="clear"/>
+        </w:rPr>
       </w:r>
     </w:p>
     <w:p>
@@ -11492,7 +11393,10 @@
         </w:rPr>
       </w:pPr>
       <w:r>
-        <w:rPr/>
+        <w:rPr>
+          <w:sz w:val="22"/>
+          <w:shd w:fill="F9FAFB" w:val="clear"/>
+        </w:rPr>
       </w:r>
     </w:p>
     <w:p>
@@ -11556,21 +11460,7 @@
           <w:sz w:val="22"/>
           <w:shd w:fill="F9FAFB" w:val="clear"/>
         </w:rPr>
-        <w:t>Figure 5.11:</w:t>
-      </w:r>
-      <w:r>
-        <w:rPr>
-          <w:sz w:val="22"/>
-          <w:shd w:fill="F9FAFB" w:val="clear"/>
-        </w:rPr>
-        <w:t xml:space="preserve"> </w:t>
-      </w:r>
-      <w:r>
-        <w:rPr>
-          <w:sz w:val="22"/>
-          <w:shd w:fill="F9FAFB" w:val="clear"/>
-        </w:rPr>
-        <w:t>Custome  Topic</w:t>
+        <w:t>Figure 5.11: Custome  Topic</w:t>
       </w:r>
     </w:p>
     <w:p>
@@ -11586,7 +11476,10 @@
         </w:rPr>
       </w:pPr>
       <w:r>
-        <w:rPr/>
+        <w:rPr>
+          <w:sz w:val="22"/>
+          <w:shd w:fill="F9FAFB" w:val="clear"/>
+        </w:rPr>
       </w:r>
     </w:p>
     <w:p>
@@ -11602,7 +11495,10 @@
         </w:rPr>
       </w:pPr>
       <w:r>
-        <w:rPr/>
+        <w:rPr>
+          <w:sz w:val="22"/>
+          <w:shd w:fill="F9FAFB" w:val="clear"/>
+        </w:rPr>
       </w:r>
     </w:p>
     <w:p>
@@ -11618,7 +11514,10 @@
         </w:rPr>
       </w:pPr>
       <w:r>
-        <w:rPr/>
+        <w:rPr>
+          <w:sz w:val="22"/>
+          <w:shd w:fill="F9FAFB" w:val="clear"/>
+        </w:rPr>
       </w:r>
     </w:p>
     <w:p>
@@ -11699,21 +11598,7 @@
           <w:sz w:val="22"/>
           <w:shd w:fill="F9FAFB" w:val="clear"/>
         </w:rPr>
-        <w:t>Figure 5.12:</w:t>
-      </w:r>
-      <w:r>
-        <w:rPr>
-          <w:sz w:val="22"/>
-          <w:shd w:fill="F9FAFB" w:val="clear"/>
-        </w:rPr>
-        <w:t xml:space="preserve"> </w:t>
-      </w:r>
-      <w:r>
-        <w:rPr>
-          <w:sz w:val="22"/>
-          <w:shd w:fill="F9FAFB" w:val="clear"/>
-        </w:rPr>
-        <w:t>Workspace Settings</w:t>
+        <w:t>Figure 5.12: Workspace Settings</w:t>
       </w:r>
     </w:p>
     <w:p>
@@ -11729,7 +11614,10 @@
         </w:rPr>
       </w:pPr>
       <w:r>
-        <w:rPr/>
+        <w:rPr>
+          <w:sz w:val="22"/>
+          <w:shd w:fill="F9FAFB" w:val="clear"/>
+        </w:rPr>
       </w:r>
     </w:p>
     <w:p>
@@ -11745,7 +11633,10 @@
         </w:rPr>
       </w:pPr>
       <w:r>
-        <w:rPr/>
+        <w:rPr>
+          <w:sz w:val="22"/>
+          <w:shd w:fill="F9FAFB" w:val="clear"/>
+        </w:rPr>
       </w:r>
     </w:p>
     <w:p>
@@ -11809,21 +11700,7 @@
           <w:sz w:val="22"/>
           <w:shd w:fill="F9FAFB" w:val="clear"/>
         </w:rPr>
-        <w:t>Figure 5.13:</w:t>
-      </w:r>
-      <w:r>
-        <w:rPr>
-          <w:sz w:val="22"/>
-          <w:shd w:fill="F9FAFB" w:val="clear"/>
-        </w:rPr>
-        <w:t xml:space="preserve"> </w:t>
-      </w:r>
-      <w:r>
-        <w:rPr>
-          <w:sz w:val="22"/>
-          <w:shd w:fill="F9FAFB" w:val="clear"/>
-        </w:rPr>
-        <w:t>Forgot Password</w:t>
+        <w:t>Figure 5.13: Forgot Password</w:t>
       </w:r>
     </w:p>
     <w:p>
@@ -13174,7 +13051,7 @@
       <w:pPr>
         <w:pStyle w:val="Heading2"/>
         <w:bidi w:val="0"/>
-        <w:ind w:end="360" w:hanging="0"/>
+        <w:ind w:start="360" w:end="360" w:hanging="0"/>
         <w:jc w:val="start"/>
         <w:rPr/>
       </w:pPr>
@@ -13421,7 +13298,10 @@
         </w:rPr>
       </w:pPr>
       <w:r>
-        <w:rPr/>
+        <w:rPr>
+          <w:sz w:val="22"/>
+          <w:shd w:fill="F9FAFB" w:val="clear"/>
+        </w:rPr>
       </w:r>
     </w:p>
     <w:p>
